--- a/docs/02_오토장부_기획서_접수양식_초안.docx
+++ b/docs/02_오토장부_기획서_접수양식_초안.docx
@@ -1910,7 +1910,7 @@
                   <w:br/>
                 </w:r>
                 <w:r>
-                  <w:t>- Fuel·EvBattery: 연비·전비로 운행별 유류비 참고값 계산</w:t>
+                  <w:t>- (다음 단계) Fuel·EvBattery: 연비·전비로 운행별 유류비 참고값 계산</w:t>
                 </w:r>
                 <w:r>
                   <w:br/>
@@ -1934,13 +1934,13 @@
                   <w:br/>
                 </w:r>
                 <w:r>
-                  <w:t>■ 진행 현황: 에뮬레이터에서 운행 자동 기록, 분류 알림, 음성 함수 호출과 응답, 이번 달 결산, 국세청 양식 출력, QR 공유까지 동작을 확인했고, 운행 판단 규칙·양식 출력·음성 파라미터 해석 단위 테스트 18개를 통과했습니다.</w:t>
+                  <w:t>■ 진행 현황: 에뮬레이터에서 운행 자동 기록, 분류 알림, 음성 함수 호출과 응답, 이번 달 결산, 국세청 양식 출력, QR 공유까지 동작을 확인했고, 운행 판단 규칙·양식 출력·음성 파라미터 해석·운전자 구분 단위 테스트 22개를 통과했습니다. 서명한 release APK와 전체 소스를 GitHub에 공개했습니다.</w:t>
                 </w:r>
                 <w:r>
                   <w:br/>
                 </w:r>
                 <w:r>
-                  <w:t>■ 다음 단계: 세무사 감수로 양식 확정 → 여러 운전자 구분(시트 위치) → 실차 검증 → 앱마켓 등록</w:t>
+                  <w:t>■ 다음 단계: 세무사 감수로 양식 확정 → 실차 검증(Gleo 실제 음성, 시트 위치로 운전자 구분) → 앱마켓 등록</w:t>
                 </w:r>
               </w:sdtContent>
             </w:sdt>
@@ -2165,10 +2165,180 @@
               </w:sdtPr>
               <w:sdtContent>
                 <w:r>
-                  <w:t>(제출 전 기재) 시연 영상 링크 / GitHub 저장소(소스·APK) / 화면 캡처</w:t>
+                  <w:t xml:space="preserve">■ 시연 영상(1분 24초, Pleos Connect 에뮬레이터 실제 동작 녹화, 자막 포함)</w:t>
+                  <w:br/>
+                </w:r>
+                <w:r>
+                  <w:t xml:space="preserve">   첨부 파일 ‘오토장부_시연영상.mp4’ / 저장소 docs/영상/오토장부_시연영상.mp4</w:t>
+                  <w:br/>
+                </w:r>
+                <w:r>
+                  <w:t xml:space="preserve">■ GitHub 저장소(소스·APK): https://github.com/chancec2026-source/autojangbu</w:t>
+                  <w:br/>
+                </w:r>
+                <w:r>
+                  <w:t xml:space="preserve">   심사용 release APK: apk/주식회사찬스_오토장부_release.apk</w:t>
+                  <w:br/>
+                </w:r>
+                <w:r>
+                  <w:t xml:space="preserve">   체험판 APK(예시 데이터 넣기 버튼 포함): apk/autojangbu-trial.apk</w:t>
+                  <w:br/>
+                </w:r>
+                <w:r>
+                  <w:t xml:space="preserve">   실행 방법: README.md(설치·실행·시험 환경), 체험_안내.md(에뮬레이터에서 직접 운전해 보기)</w:t>
+                  <w:br/>
+                </w:r>
+                <w:r>
+                  <w:t xml:space="preserve">■ 앱 화면(아래 4장): ① 주차 직후 분류 카드 ② 운행 결산 ③ 장부 정보·운전자 ④ 공유 QR</w:t>
+                  <w:br/>
+                </w:r>
+                <w:r>
+                  <w:t xml:space="preserve">   화면 속 운행·업체 정보는 예시입니다.</w:t>
                 </w:r>
               </w:sdtContent>
             </w:sdt>
+          </w:p>
+          <w:p>
+            <w:r>
+              <w:drawing>
+                <wp:inline xmlns:a="http://schemas.openxmlformats.org/drawingml/2006/main" xmlns:pic="http://schemas.openxmlformats.org/drawingml/2006/picture">
+                  <wp:extent cx="3024000" cy="2140425"/>
+                  <wp:docPr id="1" name="Picture 1"/>
+                  <wp:cNvGraphicFramePr>
+                    <a:graphicFrameLocks noChangeAspect="1"/>
+                  </wp:cNvGraphicFramePr>
+                  <a:graphic>
+                    <a:graphicData uri="http://schemas.openxmlformats.org/drawingml/2006/picture">
+                      <pic:pic>
+                        <pic:nvPicPr>
+                          <pic:cNvPr id="0" name="shot_30.png"/>
+                          <pic:cNvPicPr/>
+                        </pic:nvPicPr>
+                        <pic:blipFill>
+                          <a:blip r:embed="rId14"/>
+                          <a:stretch>
+                            <a:fillRect/>
+                          </a:stretch>
+                        </pic:blipFill>
+                        <pic:spPr>
+                          <a:xfrm>
+                            <a:off x="0" y="0"/>
+                            <a:ext cx="3024000" cy="2140425"/>
+                          </a:xfrm>
+                          <a:prstGeom prst="rect"/>
+                        </pic:spPr>
+                      </pic:pic>
+                    </a:graphicData>
+                  </a:graphic>
+                </wp:inline>
+              </w:drawing>
+              <w:t xml:space="preserve"> </w:t>
+            </w:r>
+            <w:r>
+              <w:drawing>
+                <wp:inline xmlns:a="http://schemas.openxmlformats.org/drawingml/2006/main" xmlns:pic="http://schemas.openxmlformats.org/drawingml/2006/picture">
+                  <wp:extent cx="3024000" cy="2140425"/>
+                  <wp:docPr id="2" name="Picture 2"/>
+                  <wp:cNvGraphicFramePr>
+                    <a:graphicFrameLocks noChangeAspect="1"/>
+                  </wp:cNvGraphicFramePr>
+                  <a:graphic>
+                    <a:graphicData uri="http://schemas.openxmlformats.org/drawingml/2006/picture">
+                      <pic:pic>
+                        <pic:nvPicPr>
+                          <pic:cNvPr id="0" name="shot_46.png"/>
+                          <pic:cNvPicPr/>
+                        </pic:nvPicPr>
+                        <pic:blipFill>
+                          <a:blip r:embed="rId15"/>
+                          <a:stretch>
+                            <a:fillRect/>
+                          </a:stretch>
+                        </pic:blipFill>
+                        <pic:spPr>
+                          <a:xfrm>
+                            <a:off x="0" y="0"/>
+                            <a:ext cx="3024000" cy="2140425"/>
+                          </a:xfrm>
+                          <a:prstGeom prst="rect"/>
+                        </pic:spPr>
+                      </pic:pic>
+                    </a:graphicData>
+                  </a:graphic>
+                </wp:inline>
+              </w:drawing>
+            </w:r>
+          </w:p>
+          <w:p>
+            <w:r>
+              <w:drawing>
+                <wp:inline xmlns:a="http://schemas.openxmlformats.org/drawingml/2006/main" xmlns:pic="http://schemas.openxmlformats.org/drawingml/2006/picture">
+                  <wp:extent cx="3024000" cy="2140425"/>
+                  <wp:docPr id="3" name="Picture 3"/>
+                  <wp:cNvGraphicFramePr>
+                    <a:graphicFrameLocks noChangeAspect="1"/>
+                  </wp:cNvGraphicFramePr>
+                  <a:graphic>
+                    <a:graphicData uri="http://schemas.openxmlformats.org/drawingml/2006/picture">
+                      <pic:pic>
+                        <pic:nvPicPr>
+                          <pic:cNvPr id="0" name="shot_70.png"/>
+                          <pic:cNvPicPr/>
+                        </pic:nvPicPr>
+                        <pic:blipFill>
+                          <a:blip r:embed="rId16"/>
+                          <a:stretch>
+                            <a:fillRect/>
+                          </a:stretch>
+                        </pic:blipFill>
+                        <pic:spPr>
+                          <a:xfrm>
+                            <a:off x="0" y="0"/>
+                            <a:ext cx="3024000" cy="2140425"/>
+                          </a:xfrm>
+                          <a:prstGeom prst="rect"/>
+                        </pic:spPr>
+                      </pic:pic>
+                    </a:graphicData>
+                  </a:graphic>
+                </wp:inline>
+              </w:drawing>
+              <w:t xml:space="preserve"> </w:t>
+            </w:r>
+            <w:r>
+              <w:drawing>
+                <wp:inline xmlns:a="http://schemas.openxmlformats.org/drawingml/2006/main" xmlns:pic="http://schemas.openxmlformats.org/drawingml/2006/picture">
+                  <wp:extent cx="3024000" cy="2140425"/>
+                  <wp:docPr id="4" name="Picture 4"/>
+                  <wp:cNvGraphicFramePr>
+                    <a:graphicFrameLocks noChangeAspect="1"/>
+                  </wp:cNvGraphicFramePr>
+                  <a:graphic>
+                    <a:graphicData uri="http://schemas.openxmlformats.org/drawingml/2006/picture">
+                      <pic:pic>
+                        <pic:nvPicPr>
+                          <pic:cNvPr id="0" name="shot_86.png"/>
+                          <pic:cNvPicPr/>
+                        </pic:nvPicPr>
+                        <pic:blipFill>
+                          <a:blip r:embed="rId17"/>
+                          <a:stretch>
+                            <a:fillRect/>
+                          </a:stretch>
+                        </pic:blipFill>
+                        <pic:spPr>
+                          <a:xfrm>
+                            <a:off x="0" y="0"/>
+                            <a:ext cx="3024000" cy="2140425"/>
+                          </a:xfrm>
+                          <a:prstGeom prst="rect"/>
+                        </pic:spPr>
+                      </pic:pic>
+                    </a:graphicData>
+                  </a:graphic>
+                </wp:inline>
+              </w:drawing>
+            </w:r>
           </w:p>
         </w:tc>
       </w:tr>
